--- a/docs/files/f12_文雪_山东大学_元成科技_物料企划管理师—实习-苏州（物料计划PMC）.docx
+++ b/docs/files/f12_文雪_山东大学_元成科技_物料企划管理师—实习-苏州（物料计划PMC）.docx
@@ -5236,7 +5236,7 @@
                 <w:b w:val="0"/>
                 <w:sz w:val="21"/>
               </w:rPr>
-              <w:t>库存异常与预警：基于 Excel 对商品 SKU 做库存周转率测算与库存预警，识别周转偏慢、库存水平偏高与临期风险的品类</w:t>
+              <w:t>库存异常与预警：基于Excel对商品SKU做库存周转率测算与库存预警，识别周转偏慢、库存水平偏高与临期风险的品类</w:t>
             </w:r>
           </w:p>
           <w:p>
@@ -5585,7 +5585,7 @@
                 <w:b w:val="0"/>
                 <w:sz w:val="21"/>
               </w:rPr>
-              <w:t>全链实训：另做市场集中度与需求趋势、流量转化与利润预测两个模块，用数据透视表与透视图把销量、库存、退货做成可复用月度分析页，汇总为 82 页实训报告</w:t>
+              <w:t>全链实训：另做市场集中度与需求趋势、流量转化与利润预测两个模块，用数据透视表与透视图把销量、库存、退货做成可复用月度分析页，汇总为82页实训报告</w:t>
             </w:r>
           </w:p>
           <w:p>

--- a/docs/files/f12_文雪_山东大学_元成科技_物料企划管理师—实习-苏州（物料计划PMC）.docx
+++ b/docs/files/f12_文雪_山东大学_元成科技_物料企划管理师—实习-苏州（物料计划PMC）.docx
@@ -1765,16 +1765,6 @@
                       <w:bCs/>
                       <w:sz w:val="21"/>
                     </w:rPr>
-                    <w:t>管理科学与工程类</w:t>
-                  </w:r>
-                  <w:r>
-                    <w:rPr>
-                      <w:rFonts w:eastAsia="等线" w:cs="Arial"/>
-                      <w:b/>
-                      <w:bCs/>
-                      <w:sz w:val="21"/>
-                    </w:rPr>
-                    <w:t>-</w:t>
                   </w:r>
                   <w:r>
                     <w:rPr>
